--- a/test/generator/baseline/gen.rtf.to.docx.docx
+++ b/test/generator/baseline/gen.rtf.to.docx.docx
@@ -3203,7 +3203,7 @@
         </w:rPr>
         <w:t xml:space="preserve">Two kinds of links are possible, those that refer to an external website and those that refer to locations inside the document itself. Both are supported by calibre. For example, here is a link pointing to the </w:t>
       </w:r>
-      <w:hyperlink r:id="rId100">
+      <w:hyperlink r:id="rId1">
         <w:r>
           <w:rPr>
             <w:rStyle w:val="Hyperlink"/>
@@ -3869,7 +3869,7 @@
         <w:pStyle w:val="Heading1"/>
       </w:pPr>
       <w:bookmarkStart w:id="24" w:name="_Toc484565143"/>
-      <w:bookmarkStart w:id="30" w:name="images"/>
+      <w:bookmarkStart w:id="25" w:name="images"/>
       <w:r>
         <w:rPr>
           <w:rFonts w:ascii="Ubuntu" w:hAnsi="Ubuntu"/>
@@ -3880,7 +3880,7 @@
         <w:t xml:space="preserve">Images</w:t>
       </w:r>
       <w:bookmarkEnd w:id="24"/>
-      <w:bookmarkEnd w:id="30"/>
+      <w:bookmarkEnd w:id="25"/>
     </w:p>
     <w:p>
       <w:r>
@@ -3905,7 +3905,7 @@
                     <pic:cNvPicPr/>
                   </pic:nvPicPr>
                   <pic:blipFill>
-                    <a:blip r:embed="rId101"/>
+                    <a:blip r:embed="rId2"/>
                     <a:stretch>
                       <a:fillRect/>
                     </a:stretch>
@@ -3955,8 +3955,8 @@
       <w:pPr>
         <w:pStyle w:val="Heading1"/>
       </w:pPr>
-      <w:bookmarkStart w:id="25" w:name="_Toc1359965655"/>
-      <w:bookmarkStart w:id="31" w:name="lists"/>
+      <w:bookmarkStart w:id="26" w:name="_Toc1359965655"/>
+      <w:bookmarkStart w:id="27" w:name="lists"/>
       <w:r>
         <w:rPr>
           <w:rFonts w:ascii="Ubuntu" w:hAnsi="Ubuntu"/>
@@ -3966,8 +3966,8 @@
         </w:rPr>
         <w:t xml:space="preserve">Lists</w:t>
       </w:r>
-      <w:bookmarkEnd w:id="25"/>
-      <w:bookmarkEnd w:id="31"/>
+      <w:bookmarkEnd w:id="26"/>
+      <w:bookmarkEnd w:id="27"/>
     </w:p>
     <w:p>
       <w:r>
@@ -3982,8 +3982,8 @@
       <w:pPr>
         <w:pStyle w:val="Heading2"/>
       </w:pPr>
-      <w:bookmarkStart w:id="26" w:name="_Toc1958162433"/>
-      <w:bookmarkStart w:id="32" w:name="bulleted_list"/>
+      <w:bookmarkStart w:id="28" w:name="_Toc1958162433"/>
+      <w:bookmarkStart w:id="29" w:name="bulleted_list"/>
       <w:r>
         <w:rPr>
           <w:rFonts w:ascii="Ubuntu" w:hAnsi="Ubuntu"/>
@@ -3993,8 +3993,8 @@
         </w:rPr>
         <w:t xml:space="preserve">Bulleted List</w:t>
       </w:r>
-      <w:bookmarkEnd w:id="26"/>
-      <w:bookmarkEnd w:id="32"/>
+      <w:bookmarkEnd w:id="28"/>
+      <w:bookmarkEnd w:id="29"/>
     </w:p>
     <w:p>
       <w:pPr>
@@ -4032,8 +4032,8 @@
       <w:pPr>
         <w:pStyle w:val="Heading2"/>
       </w:pPr>
-      <w:bookmarkStart w:id="27" w:name="_Toc415190676"/>
-      <w:bookmarkStart w:id="33" w:name="numbered_list"/>
+      <w:bookmarkStart w:id="30" w:name="_Toc415190676"/>
+      <w:bookmarkStart w:id="31" w:name="numbered_list"/>
       <w:r>
         <w:rPr>
           <w:rFonts w:ascii="Ubuntu" w:hAnsi="Ubuntu"/>
@@ -4043,8 +4043,8 @@
         </w:rPr>
         <w:t xml:space="preserve">Numbered List</w:t>
       </w:r>
-      <w:bookmarkEnd w:id="27"/>
-      <w:bookmarkEnd w:id="33"/>
+      <w:bookmarkEnd w:id="30"/>
+      <w:bookmarkEnd w:id="31"/>
     </w:p>
     <w:p>
       <w:pPr>
@@ -4082,8 +4082,8 @@
       <w:pPr>
         <w:pStyle w:val="Heading2"/>
       </w:pPr>
-      <w:bookmarkStart w:id="28" w:name="_Toc1093260318"/>
-      <w:bookmarkStart w:id="34" w:name="multi_level_lists"/>
+      <w:bookmarkStart w:id="32" w:name="_Toc1093260318"/>
+      <w:bookmarkStart w:id="33" w:name="multi_level_lists"/>
       <w:r>
         <w:rPr>
           <w:rFonts w:ascii="Ubuntu" w:hAnsi="Ubuntu"/>
@@ -4093,8 +4093,8 @@
         </w:rPr>
         <w:t xml:space="preserve">Multi-level Lists</w:t>
       </w:r>
-      <w:bookmarkEnd w:id="28"/>
-      <w:bookmarkEnd w:id="34"/>
+      <w:bookmarkEnd w:id="32"/>
+      <w:bookmarkEnd w:id="33"/>
     </w:p>
     <w:p>
       <w:pPr>
@@ -4285,7 +4285,7 @@
       <w:pPr>
         <w:pStyle w:val="Heading2"/>
       </w:pPr>
-      <w:bookmarkStart w:id="29" w:name="_Toc1471533984"/>
+      <w:bookmarkStart w:id="34" w:name="_Toc1471533984"/>
       <w:bookmarkStart w:id="35" w:name="continued_lists"/>
       <w:r>
         <w:rPr>
@@ -4296,7 +4296,7 @@
         </w:rPr>
         <w:t xml:space="preserve">Continued Lists</w:t>
       </w:r>
-      <w:bookmarkEnd w:id="29"/>
+      <w:bookmarkEnd w:id="34"/>
       <w:bookmarkEnd w:id="35"/>
     </w:p>
     <w:p>
@@ -4381,7 +4381,7 @@
 </file>
 
 <file path=word/endnotes.xml><?xml version="1.0" encoding="utf-8"?>
-<w:endnotes xmlns:w="http://schemas.openxmlformats.org/wordprocessingml/2006/main">
+<w:endnotes xmlns:w="http://schemas.openxmlformats.org/wordprocessingml/2006/main" xmlns:r="http://schemas.openxmlformats.org/officeDocument/2006/relationships" xmlns:wp="http://schemas.openxmlformats.org/drawingml/2006/wordprocessingDrawing" xmlns:a="http://schemas.openxmlformats.org/drawingml/2006/main" xmlns:pic="http://schemas.openxmlformats.org/drawingml/2006/picture">
   <w:endnote w:type="separator" w:id="-1">
     <w:p>
       <w:r>
@@ -4401,6 +4401,12 @@
       <w:pPr>
         <w:pStyle w:val="FootnoteText"/>
       </w:pPr>
+      <w:r>
+        <w:rPr>
+          <w:rStyle w:val="FootnoteReference"/>
+        </w:rPr>
+        <w:endnoteRef/>
+      </w:r>
       <w:r>
         <w:rPr>
           <w:rFonts w:ascii="Ubuntu" w:hAnsi="Ubuntu"/>
@@ -4414,7 +4420,7 @@
 </file>
 
 <file path=word/footnotes.xml><?xml version="1.0" encoding="utf-8"?>
-<w:footnotes xmlns:w="http://schemas.openxmlformats.org/wordprocessingml/2006/main">
+<w:footnotes xmlns:w="http://schemas.openxmlformats.org/wordprocessingml/2006/main" xmlns:r="http://schemas.openxmlformats.org/officeDocument/2006/relationships" xmlns:wp="http://schemas.openxmlformats.org/drawingml/2006/wordprocessingDrawing" xmlns:a="http://schemas.openxmlformats.org/drawingml/2006/main" xmlns:pic="http://schemas.openxmlformats.org/drawingml/2006/picture">
   <w:footnote w:type="separator" w:id="-1">
     <w:p>
       <w:r>
@@ -4434,6 +4440,12 @@
       <w:pPr>
         <w:pStyle w:val="FootnoteText"/>
       </w:pPr>
+      <w:r>
+        <w:rPr>
+          <w:rStyle w:val="FootnoteReference"/>
+        </w:rPr>
+        <w:footnoteRef/>
+      </w:r>
       <w:r>
         <w:rPr>
           <w:rFonts w:ascii="Ubuntu" w:hAnsi="Ubuntu"/>

--- a/test/generator/baseline/gen.rtf.to.docx.docx
+++ b/test/generator/baseline/gen.rtf.to.docx.docx
@@ -3289,7 +3289,7 @@
             <w:b/>
             <w:sz w:val="20"/>
           </w:rPr>
-          <w:t xml:space="preserve">	</w:t>
+          <w:tab/>
         </w:r>
         <w:r>
           <w:rPr>
@@ -3324,7 +3324,7 @@
             <w:b/>
             <w:sz w:val="20"/>
           </w:rPr>
-          <w:t xml:space="preserve">	</w:t>
+          <w:tab/>
         </w:r>
         <w:r>
           <w:rPr>
@@ -3359,7 +3359,7 @@
             <w:i/>
             <w:sz w:val="20"/>
           </w:rPr>
-          <w:t xml:space="preserve">	</w:t>
+          <w:tab/>
         </w:r>
         <w:r>
           <w:rPr>
@@ -3394,7 +3394,7 @@
             <w:i/>
             <w:sz w:val="20"/>
           </w:rPr>
-          <w:t xml:space="preserve">	</w:t>
+          <w:tab/>
         </w:r>
         <w:r>
           <w:rPr>
@@ -3429,7 +3429,7 @@
             <w:i/>
             <w:sz w:val="20"/>
           </w:rPr>
-          <w:t xml:space="preserve">	</w:t>
+          <w:tab/>
         </w:r>
         <w:r>
           <w:rPr>
@@ -3464,7 +3464,7 @@
             <w:b/>
             <w:sz w:val="20"/>
           </w:rPr>
-          <w:t xml:space="preserve">	</w:t>
+          <w:tab/>
         </w:r>
         <w:r>
           <w:rPr>
@@ -3499,7 +3499,7 @@
             <w:b/>
             <w:sz w:val="20"/>
           </w:rPr>
-          <w:t xml:space="preserve">	</w:t>
+          <w:tab/>
         </w:r>
         <w:r>
           <w:rPr>
@@ -3534,7 +3534,7 @@
             <w:i/>
             <w:sz w:val="20"/>
           </w:rPr>
-          <w:t xml:space="preserve">	</w:t>
+          <w:tab/>
         </w:r>
         <w:r>
           <w:rPr>
@@ -3569,7 +3569,7 @@
             <w:i/>
             <w:sz w:val="20"/>
           </w:rPr>
-          <w:t xml:space="preserve">	</w:t>
+          <w:tab/>
         </w:r>
         <w:r>
           <w:rPr>
@@ -3604,7 +3604,7 @@
             <w:i/>
             <w:sz w:val="20"/>
           </w:rPr>
-          <w:t xml:space="preserve">	</w:t>
+          <w:tab/>
         </w:r>
         <w:r>
           <w:rPr>
@@ -3639,7 +3639,7 @@
             <w:i/>
             <w:sz w:val="20"/>
           </w:rPr>
-          <w:t xml:space="preserve">	</w:t>
+          <w:tab/>
         </w:r>
         <w:r>
           <w:rPr>
@@ -3674,7 +3674,7 @@
             <w:b/>
             <w:sz w:val="20"/>
           </w:rPr>
-          <w:t xml:space="preserve">	</w:t>
+          <w:tab/>
         </w:r>
         <w:r>
           <w:rPr>
@@ -3709,7 +3709,7 @@
             <w:b/>
             <w:sz w:val="20"/>
           </w:rPr>
-          <w:t xml:space="preserve">	</w:t>
+          <w:tab/>
         </w:r>
         <w:r>
           <w:rPr>
@@ -3744,7 +3744,7 @@
             <w:i/>
             <w:sz w:val="20"/>
           </w:rPr>
-          <w:t xml:space="preserve">	</w:t>
+          <w:tab/>
         </w:r>
         <w:r>
           <w:rPr>
@@ -3779,7 +3779,7 @@
             <w:i/>
             <w:sz w:val="20"/>
           </w:rPr>
-          <w:t xml:space="preserve">	</w:t>
+          <w:tab/>
         </w:r>
         <w:r>
           <w:rPr>
@@ -3814,7 +3814,7 @@
             <w:i/>
             <w:sz w:val="20"/>
           </w:rPr>
-          <w:t xml:space="preserve">	</w:t>
+          <w:tab/>
         </w:r>
         <w:r>
           <w:rPr>
@@ -3849,7 +3849,7 @@
             <w:i/>
             <w:sz w:val="20"/>
           </w:rPr>
-          <w:t xml:space="preserve">	</w:t>
+          <w:tab/>
         </w:r>
         <w:r>
           <w:rPr>
